--- a/tmp-tj/261029_Proline_campagne-transporteurs-partenaires_v2.docx
+++ b/tmp-tj/261029_Proline_campagne-transporteurs-partenaires_v2.docx
@@ -109,7 +109,7 @@
           <w:color w:val="11202E"/>
           <w:sz w:val="30"/>
         </w:rPr>
-        <w:t xml:space="preserve">1 </w:t>
+        <w:t xml:space="preserve">1  </w:t>
       </w:r>
       <w:r>
         <w:rPr>
@@ -562,7 +562,7 @@
           <w:color w:val="11202E"/>
           <w:sz w:val="30"/>
         </w:rPr>
-        <w:t xml:space="preserve">2 </w:t>
+        <w:t xml:space="preserve">2  </w:t>
       </w:r>
       <w:r>
         <w:rPr>
@@ -1047,7 +1047,7 @@
           <w:color w:val="EE5B22"/>
           <w:sz w:val="15"/>
         </w:rPr>
-        <w:t xml:space="preserve">■ </w:t>
+        <w:t xml:space="preserve">■  </w:t>
       </w:r>
       <w:r>
         <w:rPr>
@@ -1073,7 +1073,7 @@
           <w:color w:val="EE5B22"/>
           <w:sz w:val="15"/>
         </w:rPr>
-        <w:t xml:space="preserve">■ </w:t>
+        <w:t xml:space="preserve">■  </w:t>
       </w:r>
       <w:r>
         <w:rPr>
@@ -1099,7 +1099,7 @@
           <w:color w:val="EE5B22"/>
           <w:sz w:val="15"/>
         </w:rPr>
-        <w:t xml:space="preserve">■ </w:t>
+        <w:t xml:space="preserve">■  </w:t>
       </w:r>
       <w:r>
         <w:rPr>
@@ -1125,7 +1125,7 @@
           <w:color w:val="EE5B22"/>
           <w:sz w:val="15"/>
         </w:rPr>
-        <w:t xml:space="preserve">■ </w:t>
+        <w:t xml:space="preserve">■  </w:t>
       </w:r>
       <w:r>
         <w:rPr>
@@ -1151,7 +1151,7 @@
           <w:color w:val="EE5B22"/>
           <w:sz w:val="15"/>
         </w:rPr>
-        <w:t xml:space="preserve">■ </w:t>
+        <w:t xml:space="preserve">■  </w:t>
       </w:r>
       <w:r>
         <w:rPr>
@@ -1177,7 +1177,7 @@
           <w:color w:val="EE5B22"/>
           <w:sz w:val="15"/>
         </w:rPr>
-        <w:t xml:space="preserve">■ </w:t>
+        <w:t xml:space="preserve">■  </w:t>
       </w:r>
       <w:r>
         <w:rPr>
@@ -1203,7 +1203,7 @@
           <w:color w:val="11202E"/>
           <w:sz w:val="30"/>
         </w:rPr>
-        <w:t xml:space="preserve">3 </w:t>
+        <w:t xml:space="preserve">3  </w:t>
       </w:r>
       <w:r>
         <w:rPr>
@@ -1571,7 +1571,7 @@
           <w:color w:val="11202E"/>
           <w:sz w:val="30"/>
         </w:rPr>
-        <w:t xml:space="preserve">4 </w:t>
+        <w:t xml:space="preserve">4  </w:t>
       </w:r>
       <w:r>
         <w:rPr>
@@ -1691,7 +1691,7 @@
                 <w:color w:val="11202E"/>
                 <w:sz w:val="20"/>
               </w:rPr>
-              <w:t xml:space="preserve"> conteneurs 20 et 40 pieds</w:t>
+              <w:t>conteneurs 20 et 40 pieds</w:t>
             </w:r>
           </w:p>
           <w:p>
@@ -1706,7 +1706,7 @@
                 <w:color w:val="11202E"/>
                 <w:sz w:val="20"/>
               </w:rPr>
-              <w:t xml:space="preserve"> plateaux pour charges lourdes</w:t>
+              <w:t>plateaux pour charges lourdes</w:t>
             </w:r>
           </w:p>
           <w:p>
@@ -1721,7 +1721,7 @@
                 <w:color w:val="11202E"/>
                 <w:sz w:val="20"/>
               </w:rPr>
-              <w:t xml:space="preserve"> distribution de palettes</w:t>
+              <w:t>distribution de palettes</w:t>
             </w:r>
           </w:p>
           <w:p>
@@ -1884,7 +1884,7 @@
                 <w:color w:val="11202E"/>
                 <w:sz w:val="20"/>
               </w:rPr>
-              <w:t xml:space="preserve"> Proline Logistics recrute des transporteurs partenaires avec leurs camions : porte-conteneurs, plateaux, camions de distribution.</w:t>
+              <w:t>Proline Logistics recrute des transporteurs partenaires avec leurs camions : porte-conteneurs, plateaux, camions de distribution.</w:t>
             </w:r>
           </w:p>
           <w:p>
@@ -2114,7 +2114,7 @@
           <w:color w:val="11202E"/>
           <w:sz w:val="30"/>
         </w:rPr>
-        <w:t xml:space="preserve">5 </w:t>
+        <w:t xml:space="preserve">5  </w:t>
       </w:r>
       <w:r>
         <w:rPr>
@@ -2952,7 +2952,7 @@
           <w:color w:val="EE5B22"/>
           <w:sz w:val="15"/>
         </w:rPr>
-        <w:t xml:space="preserve">■ </w:t>
+        <w:t xml:space="preserve">■  </w:t>
       </w:r>
       <w:r>
         <w:rPr>
@@ -2978,7 +2978,7 @@
           <w:color w:val="EE5B22"/>
           <w:sz w:val="15"/>
         </w:rPr>
-        <w:t xml:space="preserve">■ </w:t>
+        <w:t xml:space="preserve">■  </w:t>
       </w:r>
       <w:r>
         <w:rPr>
@@ -3004,7 +3004,7 @@
           <w:color w:val="EE5B22"/>
           <w:sz w:val="15"/>
         </w:rPr>
-        <w:t xml:space="preserve">■ </w:t>
+        <w:t xml:space="preserve">■  </w:t>
       </w:r>
       <w:r>
         <w:rPr>
@@ -3030,7 +3030,7 @@
           <w:color w:val="EE5B22"/>
           <w:sz w:val="15"/>
         </w:rPr>
-        <w:t xml:space="preserve">■ </w:t>
+        <w:t xml:space="preserve">■  </w:t>
       </w:r>
       <w:r>
         <w:rPr>
@@ -3056,7 +3056,7 @@
           <w:color w:val="EE5B22"/>
           <w:sz w:val="15"/>
         </w:rPr>
-        <w:t xml:space="preserve">■ </w:t>
+        <w:t xml:space="preserve">■  </w:t>
       </w:r>
       <w:r>
         <w:rPr>
@@ -3082,7 +3082,7 @@
           <w:color w:val="11202E"/>
           <w:sz w:val="30"/>
         </w:rPr>
-        <w:t xml:space="preserve">6 </w:t>
+        <w:t xml:space="preserve">6  </w:t>
       </w:r>
       <w:r>
         <w:rPr>
@@ -3477,7 +3477,7 @@
           <w:color w:val="11202E"/>
           <w:sz w:val="30"/>
         </w:rPr>
-        <w:t xml:space="preserve">7 </w:t>
+        <w:t xml:space="preserve">7  </w:t>
       </w:r>
       <w:r>
         <w:rPr>
@@ -4483,7 +4483,7 @@
           <w:color w:val="11202E"/>
           <w:sz w:val="30"/>
         </w:rPr>
-        <w:t xml:space="preserve">8 </w:t>
+        <w:t xml:space="preserve">8  </w:t>
       </w:r>
       <w:r>
         <w:rPr>
@@ -4509,7 +4509,7 @@
           <w:color w:val="EE5B22"/>
           <w:sz w:val="15"/>
         </w:rPr>
-        <w:t xml:space="preserve">■ </w:t>
+        <w:t xml:space="preserve">■  </w:t>
       </w:r>
       <w:r>
         <w:rPr>
@@ -4545,7 +4545,7 @@
           <w:color w:val="EE5B22"/>
           <w:sz w:val="15"/>
         </w:rPr>
-        <w:t xml:space="preserve">■ </w:t>
+        <w:t xml:space="preserve">■  </w:t>
       </w:r>
       <w:r>
         <w:rPr>
@@ -4581,7 +4581,7 @@
           <w:color w:val="EE5B22"/>
           <w:sz w:val="15"/>
         </w:rPr>
-        <w:t xml:space="preserve">■ </w:t>
+        <w:t xml:space="preserve">■  </w:t>
       </w:r>
       <w:r>
         <w:rPr>
@@ -4617,7 +4617,7 @@
           <w:color w:val="EE5B22"/>
           <w:sz w:val="15"/>
         </w:rPr>
-        <w:t xml:space="preserve">■ </w:t>
+        <w:t xml:space="preserve">■  </w:t>
       </w:r>
       <w:r>
         <w:rPr>
@@ -4669,7 +4669,7 @@
         <w:color w:val="565656"/>
         <w:sz w:val="16"/>
       </w:rPr>
-      <w:t>Proline Logistics · /</w:t>
+      <w:t xml:space="preserve">Proline Logistics · </w:t>
     </w:r>
     <w:r>
       <w:rPr>
@@ -4688,6 +4688,7 @@
         <w:color w:val="565656"/>
         <w:sz w:val="16"/>
       </w:rPr>
+      <w:t xml:space="preserve"> / </w:t>
     </w:r>
     <w:r>
       <w:rPr>
@@ -4760,7 +4761,7 @@
         <w:color w:val="565656"/>
         <w:sz w:val="16"/>
       </w:rPr>
-      <w:t xml:space="preserve"> Campagne de recrutement de transporteurs partenaires</w:t>
+      <w:t xml:space="preserve">     Campagne de recrutement de transporteurs partenaires</w:t>
     </w:r>
   </w:p>
 </w:hdr>
@@ -4864,7 +4865,7 @@
         <w:ind w:left="1440" w:hanging="360"/>
       </w:pPr>
       <w:rPr>
-        <w:rFonts w:ascii="Symbol" w:hAnsi="Symbol" w:hint="default"/>
+        <w:rFonts w:ascii="Montserrat" w:hAnsi="Montserrat" w:hint="default"/>
       </w:rPr>
     </w:lvl>
   </w:abstractNum>
@@ -4885,7 +4886,7 @@
         <w:ind w:left="1080" w:hanging="360"/>
       </w:pPr>
       <w:rPr>
-        <w:rFonts w:ascii="Symbol" w:hAnsi="Symbol" w:hint="default"/>
+        <w:rFonts w:ascii="Montserrat" w:hAnsi="Montserrat" w:hint="default"/>
       </w:rPr>
     </w:lvl>
   </w:abstractNum>
@@ -4906,7 +4907,7 @@
         <w:ind w:left="720" w:hanging="360"/>
       </w:pPr>
       <w:rPr>
-        <w:rFonts w:ascii="Symbol" w:hAnsi="Symbol" w:hint="default"/>
+        <w:rFonts w:ascii="Montserrat" w:hAnsi="Montserrat" w:hint="default"/>
       </w:rPr>
     </w:lvl>
   </w:abstractNum>
@@ -4945,7 +4946,7 @@
         <w:ind w:left="360" w:hanging="360"/>
       </w:pPr>
       <w:rPr>
-        <w:rFonts w:ascii="Symbol" w:hAnsi="Symbol" w:hint="default"/>
+        <w:rFonts w:ascii="Montserrat" w:hAnsi="Montserrat" w:hint="default"/>
       </w:rPr>
     </w:lvl>
   </w:abstractNum>
@@ -4984,7 +4985,7 @@
   <w:docDefaults>
     <w:rPrDefault>
       <w:rPr>
-        <w:rFonts w:asciiTheme="minorHAnsi" w:eastAsiaTheme="minorEastAsia" w:hAnsiTheme="minorHAnsi" w:cstheme="minorBidi" w:ascii="Montserrat" w:hAnsi="Montserrat" w:cs="Montserrat" w:eastAsia="Montserrat"/>
+        <w:rFonts w:ascii="Montserrat" w:hAnsi="Montserrat" w:cstheme="minorBidi" w:cs="Montserrat" w:eastAsia="Montserrat"/>
         <w:sz w:val="22"/>
         <w:szCs w:val="22"/>
         <w:lang w:val="en-US" w:eastAsia="en-US" w:bidi="ar-SA"/>
@@ -7625,7 +7626,7 @@
         <w:spacing w:before="0" w:after="0" w:line="240" w:lineRule="auto"/>
       </w:pPr>
       <w:rPr>
-        <w:rFonts w:asciiTheme="majorHAnsi" w:eastAsiaTheme="majorEastAsia" w:hAnsiTheme="majorHAnsi" w:cstheme="majorBidi" w:ascii="Montserrat" w:hAnsi="Montserrat" w:cs="Montserrat" w:eastAsia="Montserrat"/>
+        <w:rFonts w:ascii="Montserrat" w:hAnsi="Montserrat" w:cstheme="majorBidi" w:cs="Montserrat" w:eastAsia="Montserrat"/>
         <w:b/>
         <w:bCs/>
       </w:rPr>
@@ -7646,7 +7647,7 @@
         <w:spacing w:before="0" w:after="0" w:line="240" w:lineRule="auto"/>
       </w:pPr>
       <w:rPr>
-        <w:rFonts w:asciiTheme="majorHAnsi" w:eastAsiaTheme="majorEastAsia" w:hAnsiTheme="majorHAnsi" w:cstheme="majorBidi" w:ascii="Montserrat" w:hAnsi="Montserrat" w:cs="Montserrat" w:eastAsia="Montserrat"/>
+        <w:rFonts w:ascii="Montserrat" w:hAnsi="Montserrat" w:cstheme="majorBidi" w:cs="Montserrat" w:eastAsia="Montserrat"/>
         <w:b/>
         <w:bCs/>
       </w:rPr>
@@ -7664,14 +7665,14 @@
     </w:tblStylePr>
     <w:tblStylePr w:type="firstCol">
       <w:rPr>
-        <w:rFonts w:asciiTheme="majorHAnsi" w:eastAsiaTheme="majorEastAsia" w:hAnsiTheme="majorHAnsi" w:cstheme="majorBidi" w:ascii="Montserrat" w:hAnsi="Montserrat" w:cs="Montserrat" w:eastAsia="Montserrat"/>
+        <w:rFonts w:ascii="Montserrat" w:hAnsi="Montserrat" w:cstheme="majorBidi" w:cs="Montserrat" w:eastAsia="Montserrat"/>
         <w:b/>
         <w:bCs/>
       </w:rPr>
     </w:tblStylePr>
     <w:tblStylePr w:type="lastCol">
       <w:rPr>
-        <w:rFonts w:asciiTheme="majorHAnsi" w:eastAsiaTheme="majorEastAsia" w:hAnsiTheme="majorHAnsi" w:cstheme="majorBidi" w:ascii="Montserrat" w:hAnsi="Montserrat" w:cs="Montserrat" w:eastAsia="Montserrat"/>
+        <w:rFonts w:ascii="Montserrat" w:hAnsi="Montserrat" w:cstheme="majorBidi" w:cs="Montserrat" w:eastAsia="Montserrat"/>
         <w:b/>
         <w:bCs/>
       </w:rPr>
@@ -7758,7 +7759,7 @@
         <w:spacing w:before="0" w:after="0" w:line="240" w:lineRule="auto"/>
       </w:pPr>
       <w:rPr>
-        <w:rFonts w:asciiTheme="majorHAnsi" w:eastAsiaTheme="majorEastAsia" w:hAnsiTheme="majorHAnsi" w:cstheme="majorBidi" w:ascii="Montserrat" w:hAnsi="Montserrat" w:cs="Montserrat" w:eastAsia="Montserrat"/>
+        <w:rFonts w:ascii="Montserrat" w:hAnsi="Montserrat" w:cstheme="majorBidi" w:cs="Montserrat" w:eastAsia="Montserrat"/>
         <w:b/>
         <w:bCs/>
       </w:rPr>
@@ -7779,7 +7780,7 @@
         <w:spacing w:before="0" w:after="0" w:line="240" w:lineRule="auto"/>
       </w:pPr>
       <w:rPr>
-        <w:rFonts w:asciiTheme="majorHAnsi" w:eastAsiaTheme="majorEastAsia" w:hAnsiTheme="majorHAnsi" w:cstheme="majorBidi" w:ascii="Montserrat" w:hAnsi="Montserrat" w:cs="Montserrat" w:eastAsia="Montserrat"/>
+        <w:rFonts w:ascii="Montserrat" w:hAnsi="Montserrat" w:cstheme="majorBidi" w:cs="Montserrat" w:eastAsia="Montserrat"/>
         <w:b/>
         <w:bCs/>
       </w:rPr>
@@ -7797,14 +7798,14 @@
     </w:tblStylePr>
     <w:tblStylePr w:type="firstCol">
       <w:rPr>
-        <w:rFonts w:asciiTheme="majorHAnsi" w:eastAsiaTheme="majorEastAsia" w:hAnsiTheme="majorHAnsi" w:cstheme="majorBidi" w:ascii="Montserrat" w:hAnsi="Montserrat" w:cs="Montserrat" w:eastAsia="Montserrat"/>
+        <w:rFonts w:ascii="Montserrat" w:hAnsi="Montserrat" w:cstheme="majorBidi" w:cs="Montserrat" w:eastAsia="Montserrat"/>
         <w:b/>
         <w:bCs/>
       </w:rPr>
     </w:tblStylePr>
     <w:tblStylePr w:type="lastCol">
       <w:rPr>
-        <w:rFonts w:asciiTheme="majorHAnsi" w:eastAsiaTheme="majorEastAsia" w:hAnsiTheme="majorHAnsi" w:cstheme="majorBidi" w:ascii="Montserrat" w:hAnsi="Montserrat" w:cs="Montserrat" w:eastAsia="Montserrat"/>
+        <w:rFonts w:ascii="Montserrat" w:hAnsi="Montserrat" w:cstheme="majorBidi" w:cs="Montserrat" w:eastAsia="Montserrat"/>
         <w:b/>
         <w:bCs/>
       </w:rPr>
@@ -7891,7 +7892,7 @@
         <w:spacing w:before="0" w:after="0" w:line="240" w:lineRule="auto"/>
       </w:pPr>
       <w:rPr>
-        <w:rFonts w:asciiTheme="majorHAnsi" w:eastAsiaTheme="majorEastAsia" w:hAnsiTheme="majorHAnsi" w:cstheme="majorBidi" w:ascii="Montserrat" w:hAnsi="Montserrat" w:cs="Montserrat" w:eastAsia="Montserrat"/>
+        <w:rFonts w:ascii="Montserrat" w:hAnsi="Montserrat" w:cstheme="majorBidi" w:cs="Montserrat" w:eastAsia="Montserrat"/>
         <w:b/>
         <w:bCs/>
       </w:rPr>
@@ -7912,7 +7913,7 @@
         <w:spacing w:before="0" w:after="0" w:line="240" w:lineRule="auto"/>
       </w:pPr>
       <w:rPr>
-        <w:rFonts w:asciiTheme="majorHAnsi" w:eastAsiaTheme="majorEastAsia" w:hAnsiTheme="majorHAnsi" w:cstheme="majorBidi" w:ascii="Montserrat" w:hAnsi="Montserrat" w:cs="Montserrat" w:eastAsia="Montserrat"/>
+        <w:rFonts w:ascii="Montserrat" w:hAnsi="Montserrat" w:cstheme="majorBidi" w:cs="Montserrat" w:eastAsia="Montserrat"/>
         <w:b/>
         <w:bCs/>
       </w:rPr>
@@ -7930,14 +7931,14 @@
     </w:tblStylePr>
     <w:tblStylePr w:type="firstCol">
       <w:rPr>
-        <w:rFonts w:asciiTheme="majorHAnsi" w:eastAsiaTheme="majorEastAsia" w:hAnsiTheme="majorHAnsi" w:cstheme="majorBidi" w:ascii="Montserrat" w:hAnsi="Montserrat" w:cs="Montserrat" w:eastAsia="Montserrat"/>
+        <w:rFonts w:ascii="Montserrat" w:hAnsi="Montserrat" w:cstheme="majorBidi" w:cs="Montserrat" w:eastAsia="Montserrat"/>
         <w:b/>
         <w:bCs/>
       </w:rPr>
     </w:tblStylePr>
     <w:tblStylePr w:type="lastCol">
       <w:rPr>
-        <w:rFonts w:asciiTheme="majorHAnsi" w:eastAsiaTheme="majorEastAsia" w:hAnsiTheme="majorHAnsi" w:cstheme="majorBidi" w:ascii="Montserrat" w:hAnsi="Montserrat" w:cs="Montserrat" w:eastAsia="Montserrat"/>
+        <w:rFonts w:ascii="Montserrat" w:hAnsi="Montserrat" w:cstheme="majorBidi" w:cs="Montserrat" w:eastAsia="Montserrat"/>
         <w:b/>
         <w:bCs/>
       </w:rPr>
@@ -8024,7 +8025,7 @@
         <w:spacing w:before="0" w:after="0" w:line="240" w:lineRule="auto"/>
       </w:pPr>
       <w:rPr>
-        <w:rFonts w:asciiTheme="majorHAnsi" w:eastAsiaTheme="majorEastAsia" w:hAnsiTheme="majorHAnsi" w:cstheme="majorBidi" w:ascii="Montserrat" w:hAnsi="Montserrat" w:cs="Montserrat" w:eastAsia="Montserrat"/>
+        <w:rFonts w:ascii="Montserrat" w:hAnsi="Montserrat" w:cstheme="majorBidi" w:cs="Montserrat" w:eastAsia="Montserrat"/>
         <w:b/>
         <w:bCs/>
       </w:rPr>
@@ -8045,7 +8046,7 @@
         <w:spacing w:before="0" w:after="0" w:line="240" w:lineRule="auto"/>
       </w:pPr>
       <w:rPr>
-        <w:rFonts w:asciiTheme="majorHAnsi" w:eastAsiaTheme="majorEastAsia" w:hAnsiTheme="majorHAnsi" w:cstheme="majorBidi" w:ascii="Montserrat" w:hAnsi="Montserrat" w:cs="Montserrat" w:eastAsia="Montserrat"/>
+        <w:rFonts w:ascii="Montserrat" w:hAnsi="Montserrat" w:cstheme="majorBidi" w:cs="Montserrat" w:eastAsia="Montserrat"/>
         <w:b/>
         <w:bCs/>
       </w:rPr>
@@ -8063,14 +8064,14 @@
     </w:tblStylePr>
     <w:tblStylePr w:type="firstCol">
       <w:rPr>
-        <w:rFonts w:asciiTheme="majorHAnsi" w:eastAsiaTheme="majorEastAsia" w:hAnsiTheme="majorHAnsi" w:cstheme="majorBidi" w:ascii="Montserrat" w:hAnsi="Montserrat" w:cs="Montserrat" w:eastAsia="Montserrat"/>
+        <w:rFonts w:ascii="Montserrat" w:hAnsi="Montserrat" w:cstheme="majorBidi" w:cs="Montserrat" w:eastAsia="Montserrat"/>
         <w:b/>
         <w:bCs/>
       </w:rPr>
     </w:tblStylePr>
     <w:tblStylePr w:type="lastCol">
       <w:rPr>
-        <w:rFonts w:asciiTheme="majorHAnsi" w:eastAsiaTheme="majorEastAsia" w:hAnsiTheme="majorHAnsi" w:cstheme="majorBidi" w:ascii="Montserrat" w:hAnsi="Montserrat" w:cs="Montserrat" w:eastAsia="Montserrat"/>
+        <w:rFonts w:ascii="Montserrat" w:hAnsi="Montserrat" w:cstheme="majorBidi" w:cs="Montserrat" w:eastAsia="Montserrat"/>
         <w:b/>
         <w:bCs/>
       </w:rPr>
@@ -8157,7 +8158,7 @@
         <w:spacing w:before="0" w:after="0" w:line="240" w:lineRule="auto"/>
       </w:pPr>
       <w:rPr>
-        <w:rFonts w:asciiTheme="majorHAnsi" w:eastAsiaTheme="majorEastAsia" w:hAnsiTheme="majorHAnsi" w:cstheme="majorBidi" w:ascii="Montserrat" w:hAnsi="Montserrat" w:cs="Montserrat" w:eastAsia="Montserrat"/>
+        <w:rFonts w:ascii="Montserrat" w:hAnsi="Montserrat" w:cstheme="majorBidi" w:cs="Montserrat" w:eastAsia="Montserrat"/>
         <w:b/>
         <w:bCs/>
       </w:rPr>
@@ -8178,7 +8179,7 @@
         <w:spacing w:before="0" w:after="0" w:line="240" w:lineRule="auto"/>
       </w:pPr>
       <w:rPr>
-        <w:rFonts w:asciiTheme="majorHAnsi" w:eastAsiaTheme="majorEastAsia" w:hAnsiTheme="majorHAnsi" w:cstheme="majorBidi" w:ascii="Montserrat" w:hAnsi="Montserrat" w:cs="Montserrat" w:eastAsia="Montserrat"/>
+        <w:rFonts w:ascii="Montserrat" w:hAnsi="Montserrat" w:cstheme="majorBidi" w:cs="Montserrat" w:eastAsia="Montserrat"/>
         <w:b/>
         <w:bCs/>
       </w:rPr>
@@ -8196,14 +8197,14 @@
     </w:tblStylePr>
     <w:tblStylePr w:type="firstCol">
       <w:rPr>
-        <w:rFonts w:asciiTheme="majorHAnsi" w:eastAsiaTheme="majorEastAsia" w:hAnsiTheme="majorHAnsi" w:cstheme="majorBidi" w:ascii="Montserrat" w:hAnsi="Montserrat" w:cs="Montserrat" w:eastAsia="Montserrat"/>
+        <w:rFonts w:ascii="Montserrat" w:hAnsi="Montserrat" w:cstheme="majorBidi" w:cs="Montserrat" w:eastAsia="Montserrat"/>
         <w:b/>
         <w:bCs/>
       </w:rPr>
     </w:tblStylePr>
     <w:tblStylePr w:type="lastCol">
       <w:rPr>
-        <w:rFonts w:asciiTheme="majorHAnsi" w:eastAsiaTheme="majorEastAsia" w:hAnsiTheme="majorHAnsi" w:cstheme="majorBidi" w:ascii="Montserrat" w:hAnsi="Montserrat" w:cs="Montserrat" w:eastAsia="Montserrat"/>
+        <w:rFonts w:ascii="Montserrat" w:hAnsi="Montserrat" w:cstheme="majorBidi" w:cs="Montserrat" w:eastAsia="Montserrat"/>
         <w:b/>
         <w:bCs/>
       </w:rPr>
@@ -8290,7 +8291,7 @@
         <w:spacing w:before="0" w:after="0" w:line="240" w:lineRule="auto"/>
       </w:pPr>
       <w:rPr>
-        <w:rFonts w:asciiTheme="majorHAnsi" w:eastAsiaTheme="majorEastAsia" w:hAnsiTheme="majorHAnsi" w:cstheme="majorBidi" w:ascii="Montserrat" w:hAnsi="Montserrat" w:cs="Montserrat" w:eastAsia="Montserrat"/>
+        <w:rFonts w:ascii="Montserrat" w:hAnsi="Montserrat" w:cstheme="majorBidi" w:cs="Montserrat" w:eastAsia="Montserrat"/>
         <w:b/>
         <w:bCs/>
       </w:rPr>
@@ -8311,7 +8312,7 @@
         <w:spacing w:before="0" w:after="0" w:line="240" w:lineRule="auto"/>
       </w:pPr>
       <w:rPr>
-        <w:rFonts w:asciiTheme="majorHAnsi" w:eastAsiaTheme="majorEastAsia" w:hAnsiTheme="majorHAnsi" w:cstheme="majorBidi" w:ascii="Montserrat" w:hAnsi="Montserrat" w:cs="Montserrat" w:eastAsia="Montserrat"/>
+        <w:rFonts w:ascii="Montserrat" w:hAnsi="Montserrat" w:cstheme="majorBidi" w:cs="Montserrat" w:eastAsia="Montserrat"/>
         <w:b/>
         <w:bCs/>
       </w:rPr>
@@ -8329,14 +8330,14 @@
     </w:tblStylePr>
     <w:tblStylePr w:type="firstCol">
       <w:rPr>
-        <w:rFonts w:asciiTheme="majorHAnsi" w:eastAsiaTheme="majorEastAsia" w:hAnsiTheme="majorHAnsi" w:cstheme="majorBidi" w:ascii="Montserrat" w:hAnsi="Montserrat" w:cs="Montserrat" w:eastAsia="Montserrat"/>
+        <w:rFonts w:ascii="Montserrat" w:hAnsi="Montserrat" w:cstheme="majorBidi" w:cs="Montserrat" w:eastAsia="Montserrat"/>
         <w:b/>
         <w:bCs/>
       </w:rPr>
     </w:tblStylePr>
     <w:tblStylePr w:type="lastCol">
       <w:rPr>
-        <w:rFonts w:asciiTheme="majorHAnsi" w:eastAsiaTheme="majorEastAsia" w:hAnsiTheme="majorHAnsi" w:cstheme="majorBidi" w:ascii="Montserrat" w:hAnsi="Montserrat" w:cs="Montserrat" w:eastAsia="Montserrat"/>
+        <w:rFonts w:ascii="Montserrat" w:hAnsi="Montserrat" w:cstheme="majorBidi" w:cs="Montserrat" w:eastAsia="Montserrat"/>
         <w:b/>
         <w:bCs/>
       </w:rPr>
@@ -8423,7 +8424,7 @@
         <w:spacing w:before="0" w:after="0" w:line="240" w:lineRule="auto"/>
       </w:pPr>
       <w:rPr>
-        <w:rFonts w:asciiTheme="majorHAnsi" w:eastAsiaTheme="majorEastAsia" w:hAnsiTheme="majorHAnsi" w:cstheme="majorBidi" w:ascii="Montserrat" w:hAnsi="Montserrat" w:cs="Montserrat" w:eastAsia="Montserrat"/>
+        <w:rFonts w:ascii="Montserrat" w:hAnsi="Montserrat" w:cstheme="majorBidi" w:cs="Montserrat" w:eastAsia="Montserrat"/>
         <w:b/>
         <w:bCs/>
       </w:rPr>
@@ -8444,7 +8445,7 @@
         <w:spacing w:before="0" w:after="0" w:line="240" w:lineRule="auto"/>
       </w:pPr>
       <w:rPr>
-        <w:rFonts w:asciiTheme="majorHAnsi" w:eastAsiaTheme="majorEastAsia" w:hAnsiTheme="majorHAnsi" w:cstheme="majorBidi" w:ascii="Montserrat" w:hAnsi="Montserrat" w:cs="Montserrat" w:eastAsia="Montserrat"/>
+        <w:rFonts w:ascii="Montserrat" w:hAnsi="Montserrat" w:cstheme="majorBidi" w:cs="Montserrat" w:eastAsia="Montserrat"/>
         <w:b/>
         <w:bCs/>
       </w:rPr>
@@ -8462,14 +8463,14 @@
     </w:tblStylePr>
     <w:tblStylePr w:type="firstCol">
       <w:rPr>
-        <w:rFonts w:asciiTheme="majorHAnsi" w:eastAsiaTheme="majorEastAsia" w:hAnsiTheme="majorHAnsi" w:cstheme="majorBidi" w:ascii="Montserrat" w:hAnsi="Montserrat" w:cs="Montserrat" w:eastAsia="Montserrat"/>
+        <w:rFonts w:ascii="Montserrat" w:hAnsi="Montserrat" w:cstheme="majorBidi" w:cs="Montserrat" w:eastAsia="Montserrat"/>
         <w:b/>
         <w:bCs/>
       </w:rPr>
     </w:tblStylePr>
     <w:tblStylePr w:type="lastCol">
       <w:rPr>
-        <w:rFonts w:asciiTheme="majorHAnsi" w:eastAsiaTheme="majorEastAsia" w:hAnsiTheme="majorHAnsi" w:cstheme="majorBidi" w:ascii="Montserrat" w:hAnsi="Montserrat" w:cs="Montserrat" w:eastAsia="Montserrat"/>
+        <w:rFonts w:ascii="Montserrat" w:hAnsi="Montserrat" w:cstheme="majorBidi" w:cs="Montserrat" w:eastAsia="Montserrat"/>
         <w:b/>
         <w:bCs/>
       </w:rPr>
@@ -10377,7 +10378,7 @@
     </w:tblPr>
     <w:tblStylePr w:type="firstRow">
       <w:rPr>
-        <w:rFonts w:asciiTheme="majorHAnsi" w:eastAsiaTheme="majorEastAsia" w:hAnsiTheme="majorHAnsi" w:cstheme="majorBidi" w:ascii="Montserrat" w:hAnsi="Montserrat" w:cs="Montserrat" w:eastAsia="Montserrat"/>
+        <w:rFonts w:ascii="Montserrat" w:hAnsi="Montserrat" w:cstheme="majorBidi" w:cs="Montserrat" w:eastAsia="Montserrat"/>
       </w:rPr>
       <w:tblPr/>
       <w:tcPr>
@@ -10462,7 +10463,7 @@
     </w:tblPr>
     <w:tblStylePr w:type="firstRow">
       <w:rPr>
-        <w:rFonts w:asciiTheme="majorHAnsi" w:eastAsiaTheme="majorEastAsia" w:hAnsiTheme="majorHAnsi" w:cstheme="majorBidi" w:ascii="Montserrat" w:hAnsi="Montserrat" w:cs="Montserrat" w:eastAsia="Montserrat"/>
+        <w:rFonts w:ascii="Montserrat" w:hAnsi="Montserrat" w:cstheme="majorBidi" w:cs="Montserrat" w:eastAsia="Montserrat"/>
       </w:rPr>
       <w:tblPr/>
       <w:tcPr>
@@ -10547,7 +10548,7 @@
     </w:tblPr>
     <w:tblStylePr w:type="firstRow">
       <w:rPr>
-        <w:rFonts w:asciiTheme="majorHAnsi" w:eastAsiaTheme="majorEastAsia" w:hAnsiTheme="majorHAnsi" w:cstheme="majorBidi" w:ascii="Montserrat" w:hAnsi="Montserrat" w:cs="Montserrat" w:eastAsia="Montserrat"/>
+        <w:rFonts w:ascii="Montserrat" w:hAnsi="Montserrat" w:cstheme="majorBidi" w:cs="Montserrat" w:eastAsia="Montserrat"/>
       </w:rPr>
       <w:tblPr/>
       <w:tcPr>
@@ -10632,7 +10633,7 @@
     </w:tblPr>
     <w:tblStylePr w:type="firstRow">
       <w:rPr>
-        <w:rFonts w:asciiTheme="majorHAnsi" w:eastAsiaTheme="majorEastAsia" w:hAnsiTheme="majorHAnsi" w:cstheme="majorBidi" w:ascii="Montserrat" w:hAnsi="Montserrat" w:cs="Montserrat" w:eastAsia="Montserrat"/>
+        <w:rFonts w:ascii="Montserrat" w:hAnsi="Montserrat" w:cstheme="majorBidi" w:cs="Montserrat" w:eastAsia="Montserrat"/>
       </w:rPr>
       <w:tblPr/>
       <w:tcPr>
@@ -10717,7 +10718,7 @@
     </w:tblPr>
     <w:tblStylePr w:type="firstRow">
       <w:rPr>
-        <w:rFonts w:asciiTheme="majorHAnsi" w:eastAsiaTheme="majorEastAsia" w:hAnsiTheme="majorHAnsi" w:cstheme="majorBidi" w:ascii="Montserrat" w:hAnsi="Montserrat" w:cs="Montserrat" w:eastAsia="Montserrat"/>
+        <w:rFonts w:ascii="Montserrat" w:hAnsi="Montserrat" w:cstheme="majorBidi" w:cs="Montserrat" w:eastAsia="Montserrat"/>
       </w:rPr>
       <w:tblPr/>
       <w:tcPr>
@@ -10802,7 +10803,7 @@
     </w:tblPr>
     <w:tblStylePr w:type="firstRow">
       <w:rPr>
-        <w:rFonts w:asciiTheme="majorHAnsi" w:eastAsiaTheme="majorEastAsia" w:hAnsiTheme="majorHAnsi" w:cstheme="majorBidi" w:ascii="Montserrat" w:hAnsi="Montserrat" w:cs="Montserrat" w:eastAsia="Montserrat"/>
+        <w:rFonts w:ascii="Montserrat" w:hAnsi="Montserrat" w:cstheme="majorBidi" w:cs="Montserrat" w:eastAsia="Montserrat"/>
       </w:rPr>
       <w:tblPr/>
       <w:tcPr>
@@ -10887,7 +10888,7 @@
     </w:tblPr>
     <w:tblStylePr w:type="firstRow">
       <w:rPr>
-        <w:rFonts w:asciiTheme="majorHAnsi" w:eastAsiaTheme="majorEastAsia" w:hAnsiTheme="majorHAnsi" w:cstheme="majorBidi" w:ascii="Montserrat" w:hAnsi="Montserrat" w:cs="Montserrat" w:eastAsia="Montserrat"/>
+        <w:rFonts w:ascii="Montserrat" w:hAnsi="Montserrat" w:cstheme="majorBidi" w:cs="Montserrat" w:eastAsia="Montserrat"/>
       </w:rPr>
       <w:tblPr/>
       <w:tcPr>
@@ -17094,7 +17095,7 @@
   <w:docDefaults>
     <w:rPrDefault>
       <w:rPr>
-        <w:rFonts w:asciiTheme="minorHAnsi" w:eastAsiaTheme="minorEastAsia" w:hAnsiTheme="minorHAnsi" w:cstheme="minorBidi"/>
+        <w:rFonts w:ascii="Montserrat" w:hAnsi="Montserrat" w:cstheme="minorBidi"/>
         <w:sz w:val="22"/>
         <w:szCs w:val="22"/>
         <w:lang w:val="en-US" w:eastAsia="en-US" w:bidi="ar-SA"/>
@@ -17265,7 +17266,7 @@
       <w:outlineLvl w:val="0"/>
     </w:pPr>
     <w:rPr>
-      <w:rFonts w:asciiTheme="majorHAnsi" w:eastAsiaTheme="majorEastAsia" w:hAnsiTheme="majorHAnsi" w:cstheme="majorBidi"/>
+      <w:rFonts w:ascii="Montserrat" w:hAnsi="Montserrat" w:cstheme="majorBidi"/>
       <w:b/>
       <w:bCs/>
       <w:color w:val="365F91" w:themeColor="accent1" w:themeShade="BF"/>
@@ -17289,7 +17290,7 @@
       <w:outlineLvl w:val="1"/>
     </w:pPr>
     <w:rPr>
-      <w:rFonts w:asciiTheme="majorHAnsi" w:eastAsiaTheme="majorEastAsia" w:hAnsiTheme="majorHAnsi" w:cstheme="majorBidi"/>
+      <w:rFonts w:ascii="Montserrat" w:hAnsi="Montserrat" w:cstheme="majorBidi"/>
       <w:b/>
       <w:bCs/>
       <w:color w:val="4F81BD" w:themeColor="accent1"/>
@@ -17313,7 +17314,7 @@
       <w:outlineLvl w:val="2"/>
     </w:pPr>
     <w:rPr>
-      <w:rFonts w:asciiTheme="majorHAnsi" w:eastAsiaTheme="majorEastAsia" w:hAnsiTheme="majorHAnsi" w:cstheme="majorBidi"/>
+      <w:rFonts w:ascii="Montserrat" w:hAnsi="Montserrat" w:cstheme="majorBidi"/>
       <w:b/>
       <w:bCs/>
       <w:color w:val="4F81BD" w:themeColor="accent1"/>
@@ -17336,7 +17337,7 @@
       <w:outlineLvl w:val="3"/>
     </w:pPr>
     <w:rPr>
-      <w:rFonts w:asciiTheme="majorHAnsi" w:eastAsiaTheme="majorEastAsia" w:hAnsiTheme="majorHAnsi" w:cstheme="majorBidi"/>
+      <w:rFonts w:ascii="Montserrat" w:hAnsi="Montserrat" w:cstheme="majorBidi"/>
       <w:b/>
       <w:bCs/>
       <w:i/>
@@ -17361,7 +17362,7 @@
       <w:outlineLvl w:val="4"/>
     </w:pPr>
     <w:rPr>
-      <w:rFonts w:asciiTheme="majorHAnsi" w:eastAsiaTheme="majorEastAsia" w:hAnsiTheme="majorHAnsi" w:cstheme="majorBidi"/>
+      <w:rFonts w:ascii="Montserrat" w:hAnsi="Montserrat" w:cstheme="majorBidi"/>
       <w:color w:val="243F60" w:themeColor="accent1" w:themeShade="7F"/>
     </w:rPr>
   </w:style>
@@ -17382,7 +17383,7 @@
       <w:outlineLvl w:val="5"/>
     </w:pPr>
     <w:rPr>
-      <w:rFonts w:asciiTheme="majorHAnsi" w:eastAsiaTheme="majorEastAsia" w:hAnsiTheme="majorHAnsi" w:cstheme="majorBidi"/>
+      <w:rFonts w:ascii="Montserrat" w:hAnsi="Montserrat" w:cstheme="majorBidi"/>
       <w:i/>
       <w:iCs/>
       <w:color w:val="243F60" w:themeColor="accent1" w:themeShade="7F"/>
@@ -17405,7 +17406,7 @@
       <w:outlineLvl w:val="6"/>
     </w:pPr>
     <w:rPr>
-      <w:rFonts w:asciiTheme="majorHAnsi" w:eastAsiaTheme="majorEastAsia" w:hAnsiTheme="majorHAnsi" w:cstheme="majorBidi"/>
+      <w:rFonts w:ascii="Montserrat" w:hAnsi="Montserrat" w:cstheme="majorBidi"/>
       <w:i/>
       <w:iCs/>
       <w:color w:val="404040" w:themeColor="text1" w:themeTint="BF"/>
@@ -17428,7 +17429,7 @@
       <w:outlineLvl w:val="7"/>
     </w:pPr>
     <w:rPr>
-      <w:rFonts w:asciiTheme="majorHAnsi" w:eastAsiaTheme="majorEastAsia" w:hAnsiTheme="majorHAnsi" w:cstheme="majorBidi"/>
+      <w:rFonts w:ascii="Montserrat" w:hAnsi="Montserrat" w:cstheme="majorBidi"/>
       <w:color w:val="4F81BD" w:themeColor="accent1"/>
       <w:sz w:val="20"/>
       <w:szCs w:val="20"/>
@@ -17451,7 +17452,7 @@
       <w:outlineLvl w:val="8"/>
     </w:pPr>
     <w:rPr>
-      <w:rFonts w:asciiTheme="majorHAnsi" w:eastAsiaTheme="majorEastAsia" w:hAnsiTheme="majorHAnsi" w:cstheme="majorBidi"/>
+      <w:rFonts w:ascii="Montserrat" w:hAnsi="Montserrat" w:cstheme="majorBidi"/>
       <w:i/>
       <w:iCs/>
       <w:color w:val="404040" w:themeColor="text1" w:themeTint="BF"/>
@@ -17502,7 +17503,7 @@
     <w:uiPriority w:val="9"/>
     <w:rsid w:val="00FC693F"/>
     <w:rPr>
-      <w:rFonts w:asciiTheme="majorHAnsi" w:eastAsiaTheme="majorEastAsia" w:hAnsiTheme="majorHAnsi" w:cstheme="majorBidi"/>
+      <w:rFonts w:ascii="Montserrat" w:hAnsi="Montserrat" w:cstheme="majorBidi"/>
       <w:b/>
       <w:bCs/>
       <w:color w:val="365F91" w:themeColor="accent1" w:themeShade="BF"/>
@@ -17517,7 +17518,7 @@
     <w:uiPriority w:val="9"/>
     <w:rsid w:val="00FC693F"/>
     <w:rPr>
-      <w:rFonts w:asciiTheme="majorHAnsi" w:eastAsiaTheme="majorEastAsia" w:hAnsiTheme="majorHAnsi" w:cstheme="majorBidi"/>
+      <w:rFonts w:ascii="Montserrat" w:hAnsi="Montserrat" w:cstheme="majorBidi"/>
       <w:b/>
       <w:bCs/>
       <w:color w:val="4F81BD" w:themeColor="accent1"/>
@@ -17532,7 +17533,7 @@
     <w:uiPriority w:val="9"/>
     <w:rsid w:val="00FC693F"/>
     <w:rPr>
-      <w:rFonts w:asciiTheme="majorHAnsi" w:eastAsiaTheme="majorEastAsia" w:hAnsiTheme="majorHAnsi" w:cstheme="majorBidi"/>
+      <w:rFonts w:ascii="Montserrat" w:hAnsi="Montserrat" w:cstheme="majorBidi"/>
       <w:b/>
       <w:bCs/>
       <w:color w:val="4F81BD" w:themeColor="accent1"/>
@@ -17554,7 +17555,7 @@
       <w:contextualSpacing/>
     </w:pPr>
     <w:rPr>
-      <w:rFonts w:asciiTheme="majorHAnsi" w:eastAsiaTheme="majorEastAsia" w:hAnsiTheme="majorHAnsi" w:cstheme="majorBidi"/>
+      <w:rFonts w:ascii="Montserrat" w:hAnsi="Montserrat" w:cstheme="majorBidi"/>
       <w:color w:val="17365D" w:themeColor="text2" w:themeShade="BF"/>
       <w:spacing w:val="5"/>
       <w:kern w:val="28"/>
@@ -17569,7 +17570,7 @@
     <w:uiPriority w:val="10"/>
     <w:rsid w:val="00FC693F"/>
     <w:rPr>
-      <w:rFonts w:asciiTheme="majorHAnsi" w:eastAsiaTheme="majorEastAsia" w:hAnsiTheme="majorHAnsi" w:cstheme="majorBidi"/>
+      <w:rFonts w:ascii="Montserrat" w:hAnsi="Montserrat" w:cstheme="majorBidi"/>
       <w:color w:val="17365D" w:themeColor="text2" w:themeShade="BF"/>
       <w:spacing w:val="5"/>
       <w:kern w:val="28"/>
@@ -17591,7 +17592,7 @@
       </w:numPr>
     </w:pPr>
     <w:rPr>
-      <w:rFonts w:asciiTheme="majorHAnsi" w:eastAsiaTheme="majorEastAsia" w:hAnsiTheme="majorHAnsi" w:cstheme="majorBidi"/>
+      <w:rFonts w:ascii="Montserrat" w:hAnsi="Montserrat" w:cstheme="majorBidi"/>
       <w:i/>
       <w:iCs/>
       <w:color w:val="4F81BD" w:themeColor="accent1"/>
@@ -17607,7 +17608,7 @@
     <w:uiPriority w:val="11"/>
     <w:rsid w:val="00FC693F"/>
     <w:rPr>
-      <w:rFonts w:asciiTheme="majorHAnsi" w:eastAsiaTheme="majorEastAsia" w:hAnsiTheme="majorHAnsi" w:cstheme="majorBidi"/>
+      <w:rFonts w:ascii="Montserrat" w:hAnsi="Montserrat" w:cstheme="majorBidi"/>
       <w:i/>
       <w:iCs/>
       <w:color w:val="4F81BD" w:themeColor="accent1"/>
@@ -17854,7 +17855,7 @@
       </w:tabs>
     </w:pPr>
     <w:rPr>
-      <w:rFonts w:ascii="Courier" w:hAnsi="Courier"/>
+      <w:rFonts w:ascii="Montserrat" w:hAnsi="Montserrat"/>
       <w:sz w:val="20"/>
       <w:szCs w:val="20"/>
     </w:rPr>
@@ -17866,7 +17867,7 @@
     <w:uiPriority w:val="99"/>
     <w:rsid w:val="0029639D"/>
     <w:rPr>
-      <w:rFonts w:ascii="Courier" w:hAnsi="Courier"/>
+      <w:rFonts w:ascii="Montserrat" w:hAnsi="Montserrat"/>
       <w:sz w:val="20"/>
       <w:szCs w:val="20"/>
     </w:rPr>
@@ -17905,7 +17906,7 @@
     <w:semiHidden/>
     <w:rsid w:val="00FC693F"/>
     <w:rPr>
-      <w:rFonts w:asciiTheme="majorHAnsi" w:eastAsiaTheme="majorEastAsia" w:hAnsiTheme="majorHAnsi" w:cstheme="majorBidi"/>
+      <w:rFonts w:ascii="Montserrat" w:hAnsi="Montserrat" w:cstheme="majorBidi"/>
       <w:b/>
       <w:bCs/>
       <w:i/>
@@ -17921,7 +17922,7 @@
     <w:semiHidden/>
     <w:rsid w:val="00FC693F"/>
     <w:rPr>
-      <w:rFonts w:asciiTheme="majorHAnsi" w:eastAsiaTheme="majorEastAsia" w:hAnsiTheme="majorHAnsi" w:cstheme="majorBidi"/>
+      <w:rFonts w:ascii="Montserrat" w:hAnsi="Montserrat" w:cstheme="majorBidi"/>
       <w:color w:val="243F60" w:themeColor="accent1" w:themeShade="7F"/>
     </w:rPr>
   </w:style>
@@ -17933,7 +17934,7 @@
     <w:semiHidden/>
     <w:rsid w:val="00FC693F"/>
     <w:rPr>
-      <w:rFonts w:asciiTheme="majorHAnsi" w:eastAsiaTheme="majorEastAsia" w:hAnsiTheme="majorHAnsi" w:cstheme="majorBidi"/>
+      <w:rFonts w:ascii="Montserrat" w:hAnsi="Montserrat" w:cstheme="majorBidi"/>
       <w:i/>
       <w:iCs/>
       <w:color w:val="243F60" w:themeColor="accent1" w:themeShade="7F"/>
@@ -17947,7 +17948,7 @@
     <w:semiHidden/>
     <w:rsid w:val="00FC693F"/>
     <w:rPr>
-      <w:rFonts w:asciiTheme="majorHAnsi" w:eastAsiaTheme="majorEastAsia" w:hAnsiTheme="majorHAnsi" w:cstheme="majorBidi"/>
+      <w:rFonts w:ascii="Montserrat" w:hAnsi="Montserrat" w:cstheme="majorBidi"/>
       <w:i/>
       <w:iCs/>
       <w:color w:val="404040" w:themeColor="text1" w:themeTint="BF"/>
@@ -17961,7 +17962,7 @@
     <w:semiHidden/>
     <w:rsid w:val="00FC693F"/>
     <w:rPr>
-      <w:rFonts w:asciiTheme="majorHAnsi" w:eastAsiaTheme="majorEastAsia" w:hAnsiTheme="majorHAnsi" w:cstheme="majorBidi"/>
+      <w:rFonts w:ascii="Montserrat" w:hAnsi="Montserrat" w:cstheme="majorBidi"/>
       <w:color w:val="4F81BD" w:themeColor="accent1"/>
       <w:sz w:val="20"/>
       <w:szCs w:val="20"/>
@@ -17975,7 +17976,7 @@
     <w:semiHidden/>
     <w:rsid w:val="00FC693F"/>
     <w:rPr>
-      <w:rFonts w:asciiTheme="majorHAnsi" w:eastAsiaTheme="majorEastAsia" w:hAnsiTheme="majorHAnsi" w:cstheme="majorBidi"/>
+      <w:rFonts w:ascii="Montserrat" w:hAnsi="Montserrat" w:cstheme="majorBidi"/>
       <w:i/>
       <w:iCs/>
       <w:color w:val="404040" w:themeColor="text1" w:themeTint="BF"/>
@@ -19564,7 +19565,7 @@
         <w:spacing w:before="0" w:after="0" w:line="240" w:lineRule="auto"/>
       </w:pPr>
       <w:rPr>
-        <w:rFonts w:asciiTheme="majorHAnsi" w:eastAsiaTheme="majorEastAsia" w:hAnsiTheme="majorHAnsi" w:cstheme="majorBidi"/>
+        <w:rFonts w:ascii="Montserrat" w:hAnsi="Montserrat" w:cstheme="majorBidi"/>
         <w:b/>
         <w:bCs/>
       </w:rPr>
@@ -19585,7 +19586,7 @@
         <w:spacing w:before="0" w:after="0" w:line="240" w:lineRule="auto"/>
       </w:pPr>
       <w:rPr>
-        <w:rFonts w:asciiTheme="majorHAnsi" w:eastAsiaTheme="majorEastAsia" w:hAnsiTheme="majorHAnsi" w:cstheme="majorBidi"/>
+        <w:rFonts w:ascii="Montserrat" w:hAnsi="Montserrat" w:cstheme="majorBidi"/>
         <w:b/>
         <w:bCs/>
       </w:rPr>
@@ -19603,14 +19604,14 @@
     </w:tblStylePr>
     <w:tblStylePr w:type="firstCol">
       <w:rPr>
-        <w:rFonts w:asciiTheme="majorHAnsi" w:eastAsiaTheme="majorEastAsia" w:hAnsiTheme="majorHAnsi" w:cstheme="majorBidi"/>
+        <w:rFonts w:ascii="Montserrat" w:hAnsi="Montserrat" w:cstheme="majorBidi"/>
         <w:b/>
         <w:bCs/>
       </w:rPr>
     </w:tblStylePr>
     <w:tblStylePr w:type="lastCol">
       <w:rPr>
-        <w:rFonts w:asciiTheme="majorHAnsi" w:eastAsiaTheme="majorEastAsia" w:hAnsiTheme="majorHAnsi" w:cstheme="majorBidi"/>
+        <w:rFonts w:ascii="Montserrat" w:hAnsi="Montserrat" w:cstheme="majorBidi"/>
         <w:b/>
         <w:bCs/>
       </w:rPr>
@@ -19694,7 +19695,7 @@
         <w:spacing w:before="0" w:after="0" w:line="240" w:lineRule="auto"/>
       </w:pPr>
       <w:rPr>
-        <w:rFonts w:asciiTheme="majorHAnsi" w:eastAsiaTheme="majorEastAsia" w:hAnsiTheme="majorHAnsi" w:cstheme="majorBidi"/>
+        <w:rFonts w:ascii="Montserrat" w:hAnsi="Montserrat" w:cstheme="majorBidi"/>
         <w:b/>
         <w:bCs/>
       </w:rPr>
@@ -19715,7 +19716,7 @@
         <w:spacing w:before="0" w:after="0" w:line="240" w:lineRule="auto"/>
       </w:pPr>
       <w:rPr>
-        <w:rFonts w:asciiTheme="majorHAnsi" w:eastAsiaTheme="majorEastAsia" w:hAnsiTheme="majorHAnsi" w:cstheme="majorBidi"/>
+        <w:rFonts w:ascii="Montserrat" w:hAnsi="Montserrat" w:cstheme="majorBidi"/>
         <w:b/>
         <w:bCs/>
       </w:rPr>
@@ -19733,14 +19734,14 @@
     </w:tblStylePr>
     <w:tblStylePr w:type="firstCol">
       <w:rPr>
-        <w:rFonts w:asciiTheme="majorHAnsi" w:eastAsiaTheme="majorEastAsia" w:hAnsiTheme="majorHAnsi" w:cstheme="majorBidi"/>
+        <w:rFonts w:ascii="Montserrat" w:hAnsi="Montserrat" w:cstheme="majorBidi"/>
         <w:b/>
         <w:bCs/>
       </w:rPr>
     </w:tblStylePr>
     <w:tblStylePr w:type="lastCol">
       <w:rPr>
-        <w:rFonts w:asciiTheme="majorHAnsi" w:eastAsiaTheme="majorEastAsia" w:hAnsiTheme="majorHAnsi" w:cstheme="majorBidi"/>
+        <w:rFonts w:ascii="Montserrat" w:hAnsi="Montserrat" w:cstheme="majorBidi"/>
         <w:b/>
         <w:bCs/>
       </w:rPr>
@@ -19824,7 +19825,7 @@
         <w:spacing w:before="0" w:after="0" w:line="240" w:lineRule="auto"/>
       </w:pPr>
       <w:rPr>
-        <w:rFonts w:asciiTheme="majorHAnsi" w:eastAsiaTheme="majorEastAsia" w:hAnsiTheme="majorHAnsi" w:cstheme="majorBidi"/>
+        <w:rFonts w:ascii="Montserrat" w:hAnsi="Montserrat" w:cstheme="majorBidi"/>
         <w:b/>
         <w:bCs/>
       </w:rPr>
@@ -19845,7 +19846,7 @@
         <w:spacing w:before="0" w:after="0" w:line="240" w:lineRule="auto"/>
       </w:pPr>
       <w:rPr>
-        <w:rFonts w:asciiTheme="majorHAnsi" w:eastAsiaTheme="majorEastAsia" w:hAnsiTheme="majorHAnsi" w:cstheme="majorBidi"/>
+        <w:rFonts w:ascii="Montserrat" w:hAnsi="Montserrat" w:cstheme="majorBidi"/>
         <w:b/>
         <w:bCs/>
       </w:rPr>
@@ -19863,14 +19864,14 @@
     </w:tblStylePr>
     <w:tblStylePr w:type="firstCol">
       <w:rPr>
-        <w:rFonts w:asciiTheme="majorHAnsi" w:eastAsiaTheme="majorEastAsia" w:hAnsiTheme="majorHAnsi" w:cstheme="majorBidi"/>
+        <w:rFonts w:ascii="Montserrat" w:hAnsi="Montserrat" w:cstheme="majorBidi"/>
         <w:b/>
         <w:bCs/>
       </w:rPr>
     </w:tblStylePr>
     <w:tblStylePr w:type="lastCol">
       <w:rPr>
-        <w:rFonts w:asciiTheme="majorHAnsi" w:eastAsiaTheme="majorEastAsia" w:hAnsiTheme="majorHAnsi" w:cstheme="majorBidi"/>
+        <w:rFonts w:ascii="Montserrat" w:hAnsi="Montserrat" w:cstheme="majorBidi"/>
         <w:b/>
         <w:bCs/>
       </w:rPr>
@@ -19954,7 +19955,7 @@
         <w:spacing w:before="0" w:after="0" w:line="240" w:lineRule="auto"/>
       </w:pPr>
       <w:rPr>
-        <w:rFonts w:asciiTheme="majorHAnsi" w:eastAsiaTheme="majorEastAsia" w:hAnsiTheme="majorHAnsi" w:cstheme="majorBidi"/>
+        <w:rFonts w:ascii="Montserrat" w:hAnsi="Montserrat" w:cstheme="majorBidi"/>
         <w:b/>
         <w:bCs/>
       </w:rPr>
@@ -19975,7 +19976,7 @@
         <w:spacing w:before="0" w:after="0" w:line="240" w:lineRule="auto"/>
       </w:pPr>
       <w:rPr>
-        <w:rFonts w:asciiTheme="majorHAnsi" w:eastAsiaTheme="majorEastAsia" w:hAnsiTheme="majorHAnsi" w:cstheme="majorBidi"/>
+        <w:rFonts w:ascii="Montserrat" w:hAnsi="Montserrat" w:cstheme="majorBidi"/>
         <w:b/>
         <w:bCs/>
       </w:rPr>
@@ -19993,14 +19994,14 @@
     </w:tblStylePr>
     <w:tblStylePr w:type="firstCol">
       <w:rPr>
-        <w:rFonts w:asciiTheme="majorHAnsi" w:eastAsiaTheme="majorEastAsia" w:hAnsiTheme="majorHAnsi" w:cstheme="majorBidi"/>
+        <w:rFonts w:ascii="Montserrat" w:hAnsi="Montserrat" w:cstheme="majorBidi"/>
         <w:b/>
         <w:bCs/>
       </w:rPr>
     </w:tblStylePr>
     <w:tblStylePr w:type="lastCol">
       <w:rPr>
-        <w:rFonts w:asciiTheme="majorHAnsi" w:eastAsiaTheme="majorEastAsia" w:hAnsiTheme="majorHAnsi" w:cstheme="majorBidi"/>
+        <w:rFonts w:ascii="Montserrat" w:hAnsi="Montserrat" w:cstheme="majorBidi"/>
         <w:b/>
         <w:bCs/>
       </w:rPr>
@@ -20084,7 +20085,7 @@
         <w:spacing w:before="0" w:after="0" w:line="240" w:lineRule="auto"/>
       </w:pPr>
       <w:rPr>
-        <w:rFonts w:asciiTheme="majorHAnsi" w:eastAsiaTheme="majorEastAsia" w:hAnsiTheme="majorHAnsi" w:cstheme="majorBidi"/>
+        <w:rFonts w:ascii="Montserrat" w:hAnsi="Montserrat" w:cstheme="majorBidi"/>
         <w:b/>
         <w:bCs/>
       </w:rPr>
@@ -20105,7 +20106,7 @@
         <w:spacing w:before="0" w:after="0" w:line="240" w:lineRule="auto"/>
       </w:pPr>
       <w:rPr>
-        <w:rFonts w:asciiTheme="majorHAnsi" w:eastAsiaTheme="majorEastAsia" w:hAnsiTheme="majorHAnsi" w:cstheme="majorBidi"/>
+        <w:rFonts w:ascii="Montserrat" w:hAnsi="Montserrat" w:cstheme="majorBidi"/>
         <w:b/>
         <w:bCs/>
       </w:rPr>
@@ -20123,14 +20124,14 @@
     </w:tblStylePr>
     <w:tblStylePr w:type="firstCol">
       <w:rPr>
-        <w:rFonts w:asciiTheme="majorHAnsi" w:eastAsiaTheme="majorEastAsia" w:hAnsiTheme="majorHAnsi" w:cstheme="majorBidi"/>
+        <w:rFonts w:ascii="Montserrat" w:hAnsi="Montserrat" w:cstheme="majorBidi"/>
         <w:b/>
         <w:bCs/>
       </w:rPr>
     </w:tblStylePr>
     <w:tblStylePr w:type="lastCol">
       <w:rPr>
-        <w:rFonts w:asciiTheme="majorHAnsi" w:eastAsiaTheme="majorEastAsia" w:hAnsiTheme="majorHAnsi" w:cstheme="majorBidi"/>
+        <w:rFonts w:ascii="Montserrat" w:hAnsi="Montserrat" w:cstheme="majorBidi"/>
         <w:b/>
         <w:bCs/>
       </w:rPr>
@@ -20214,7 +20215,7 @@
         <w:spacing w:before="0" w:after="0" w:line="240" w:lineRule="auto"/>
       </w:pPr>
       <w:rPr>
-        <w:rFonts w:asciiTheme="majorHAnsi" w:eastAsiaTheme="majorEastAsia" w:hAnsiTheme="majorHAnsi" w:cstheme="majorBidi"/>
+        <w:rFonts w:ascii="Montserrat" w:hAnsi="Montserrat" w:cstheme="majorBidi"/>
         <w:b/>
         <w:bCs/>
       </w:rPr>
@@ -20235,7 +20236,7 @@
         <w:spacing w:before="0" w:after="0" w:line="240" w:lineRule="auto"/>
       </w:pPr>
       <w:rPr>
-        <w:rFonts w:asciiTheme="majorHAnsi" w:eastAsiaTheme="majorEastAsia" w:hAnsiTheme="majorHAnsi" w:cstheme="majorBidi"/>
+        <w:rFonts w:ascii="Montserrat" w:hAnsi="Montserrat" w:cstheme="majorBidi"/>
         <w:b/>
         <w:bCs/>
       </w:rPr>
@@ -20253,14 +20254,14 @@
     </w:tblStylePr>
     <w:tblStylePr w:type="firstCol">
       <w:rPr>
-        <w:rFonts w:asciiTheme="majorHAnsi" w:eastAsiaTheme="majorEastAsia" w:hAnsiTheme="majorHAnsi" w:cstheme="majorBidi"/>
+        <w:rFonts w:ascii="Montserrat" w:hAnsi="Montserrat" w:cstheme="majorBidi"/>
         <w:b/>
         <w:bCs/>
       </w:rPr>
     </w:tblStylePr>
     <w:tblStylePr w:type="lastCol">
       <w:rPr>
-        <w:rFonts w:asciiTheme="majorHAnsi" w:eastAsiaTheme="majorEastAsia" w:hAnsiTheme="majorHAnsi" w:cstheme="majorBidi"/>
+        <w:rFonts w:ascii="Montserrat" w:hAnsi="Montserrat" w:cstheme="majorBidi"/>
         <w:b/>
         <w:bCs/>
       </w:rPr>
@@ -20344,7 +20345,7 @@
         <w:spacing w:before="0" w:after="0" w:line="240" w:lineRule="auto"/>
       </w:pPr>
       <w:rPr>
-        <w:rFonts w:asciiTheme="majorHAnsi" w:eastAsiaTheme="majorEastAsia" w:hAnsiTheme="majorHAnsi" w:cstheme="majorBidi"/>
+        <w:rFonts w:ascii="Montserrat" w:hAnsi="Montserrat" w:cstheme="majorBidi"/>
         <w:b/>
         <w:bCs/>
       </w:rPr>
@@ -20365,7 +20366,7 @@
         <w:spacing w:before="0" w:after="0" w:line="240" w:lineRule="auto"/>
       </w:pPr>
       <w:rPr>
-        <w:rFonts w:asciiTheme="majorHAnsi" w:eastAsiaTheme="majorEastAsia" w:hAnsiTheme="majorHAnsi" w:cstheme="majorBidi"/>
+        <w:rFonts w:ascii="Montserrat" w:hAnsi="Montserrat" w:cstheme="majorBidi"/>
         <w:b/>
         <w:bCs/>
       </w:rPr>
@@ -20383,14 +20384,14 @@
     </w:tblStylePr>
     <w:tblStylePr w:type="firstCol">
       <w:rPr>
-        <w:rFonts w:asciiTheme="majorHAnsi" w:eastAsiaTheme="majorEastAsia" w:hAnsiTheme="majorHAnsi" w:cstheme="majorBidi"/>
+        <w:rFonts w:ascii="Montserrat" w:hAnsi="Montserrat" w:cstheme="majorBidi"/>
         <w:b/>
         <w:bCs/>
       </w:rPr>
     </w:tblStylePr>
     <w:tblStylePr w:type="lastCol">
       <w:rPr>
-        <w:rFonts w:asciiTheme="majorHAnsi" w:eastAsiaTheme="majorEastAsia" w:hAnsiTheme="majorHAnsi" w:cstheme="majorBidi"/>
+        <w:rFonts w:ascii="Montserrat" w:hAnsi="Montserrat" w:cstheme="majorBidi"/>
         <w:b/>
         <w:bCs/>
       </w:rPr>
@@ -22255,7 +22256,7 @@
     </w:tblPr>
     <w:tblStylePr w:type="firstRow">
       <w:rPr>
-        <w:rFonts w:asciiTheme="majorHAnsi" w:eastAsiaTheme="majorEastAsia" w:hAnsiTheme="majorHAnsi" w:cstheme="majorBidi"/>
+        <w:rFonts w:ascii="Montserrat" w:hAnsi="Montserrat" w:cstheme="majorBidi"/>
       </w:rPr>
       <w:tblPr/>
       <w:tcPr>
@@ -22339,7 +22340,7 @@
     </w:tblPr>
     <w:tblStylePr w:type="firstRow">
       <w:rPr>
-        <w:rFonts w:asciiTheme="majorHAnsi" w:eastAsiaTheme="majorEastAsia" w:hAnsiTheme="majorHAnsi" w:cstheme="majorBidi"/>
+        <w:rFonts w:ascii="Montserrat" w:hAnsi="Montserrat" w:cstheme="majorBidi"/>
       </w:rPr>
       <w:tblPr/>
       <w:tcPr>
@@ -22423,7 +22424,7 @@
     </w:tblPr>
     <w:tblStylePr w:type="firstRow">
       <w:rPr>
-        <w:rFonts w:asciiTheme="majorHAnsi" w:eastAsiaTheme="majorEastAsia" w:hAnsiTheme="majorHAnsi" w:cstheme="majorBidi"/>
+        <w:rFonts w:ascii="Montserrat" w:hAnsi="Montserrat" w:cstheme="majorBidi"/>
       </w:rPr>
       <w:tblPr/>
       <w:tcPr>
@@ -22507,7 +22508,7 @@
     </w:tblPr>
     <w:tblStylePr w:type="firstRow">
       <w:rPr>
-        <w:rFonts w:asciiTheme="majorHAnsi" w:eastAsiaTheme="majorEastAsia" w:hAnsiTheme="majorHAnsi" w:cstheme="majorBidi"/>
+        <w:rFonts w:ascii="Montserrat" w:hAnsi="Montserrat" w:cstheme="majorBidi"/>
       </w:rPr>
       <w:tblPr/>
       <w:tcPr>
@@ -22591,7 +22592,7 @@
     </w:tblPr>
     <w:tblStylePr w:type="firstRow">
       <w:rPr>
-        <w:rFonts w:asciiTheme="majorHAnsi" w:eastAsiaTheme="majorEastAsia" w:hAnsiTheme="majorHAnsi" w:cstheme="majorBidi"/>
+        <w:rFonts w:ascii="Montserrat" w:hAnsi="Montserrat" w:cstheme="majorBidi"/>
       </w:rPr>
       <w:tblPr/>
       <w:tcPr>
@@ -22675,7 +22676,7 @@
     </w:tblPr>
     <w:tblStylePr w:type="firstRow">
       <w:rPr>
-        <w:rFonts w:asciiTheme="majorHAnsi" w:eastAsiaTheme="majorEastAsia" w:hAnsiTheme="majorHAnsi" w:cstheme="majorBidi"/>
+        <w:rFonts w:ascii="Montserrat" w:hAnsi="Montserrat" w:cstheme="majorBidi"/>
       </w:rPr>
       <w:tblPr/>
       <w:tcPr>
@@ -22759,7 +22760,7 @@
     </w:tblPr>
     <w:tblStylePr w:type="firstRow">
       <w:rPr>
-        <w:rFonts w:asciiTheme="majorHAnsi" w:eastAsiaTheme="majorEastAsia" w:hAnsiTheme="majorHAnsi" w:cstheme="majorBidi"/>
+        <w:rFonts w:ascii="Montserrat" w:hAnsi="Montserrat" w:cstheme="majorBidi"/>
       </w:rPr>
       <w:tblPr/>
       <w:tcPr>
@@ -22824,7 +22825,7 @@
       <w:spacing w:after="0" w:line="240" w:lineRule="auto"/>
     </w:pPr>
     <w:rPr>
-      <w:rFonts w:asciiTheme="majorHAnsi" w:eastAsiaTheme="majorEastAsia" w:hAnsiTheme="majorHAnsi" w:cstheme="majorBidi"/>
+      <w:rFonts w:ascii="Montserrat" w:hAnsi="Montserrat" w:cstheme="majorBidi"/>
       <w:color w:val="000000" w:themeColor="text1"/>
     </w:rPr>
     <w:tblPr>
@@ -22952,7 +22953,7 @@
       <w:spacing w:after="0" w:line="240" w:lineRule="auto"/>
     </w:pPr>
     <w:rPr>
-      <w:rFonts w:asciiTheme="majorHAnsi" w:eastAsiaTheme="majorEastAsia" w:hAnsiTheme="majorHAnsi" w:cstheme="majorBidi"/>
+      <w:rFonts w:ascii="Montserrat" w:hAnsi="Montserrat" w:cstheme="majorBidi"/>
       <w:color w:val="000000" w:themeColor="text1"/>
     </w:rPr>
     <w:tblPr>
@@ -23080,7 +23081,7 @@
       <w:spacing w:after="0" w:line="240" w:lineRule="auto"/>
     </w:pPr>
     <w:rPr>
-      <w:rFonts w:asciiTheme="majorHAnsi" w:eastAsiaTheme="majorEastAsia" w:hAnsiTheme="majorHAnsi" w:cstheme="majorBidi"/>
+      <w:rFonts w:ascii="Montserrat" w:hAnsi="Montserrat" w:cstheme="majorBidi"/>
       <w:color w:val="000000" w:themeColor="text1"/>
     </w:rPr>
     <w:tblPr>
@@ -23208,7 +23209,7 @@
       <w:spacing w:after="0" w:line="240" w:lineRule="auto"/>
     </w:pPr>
     <w:rPr>
-      <w:rFonts w:asciiTheme="majorHAnsi" w:eastAsiaTheme="majorEastAsia" w:hAnsiTheme="majorHAnsi" w:cstheme="majorBidi"/>
+      <w:rFonts w:ascii="Montserrat" w:hAnsi="Montserrat" w:cstheme="majorBidi"/>
       <w:color w:val="000000" w:themeColor="text1"/>
     </w:rPr>
     <w:tblPr>
@@ -23336,7 +23337,7 @@
       <w:spacing w:after="0" w:line="240" w:lineRule="auto"/>
     </w:pPr>
     <w:rPr>
-      <w:rFonts w:asciiTheme="majorHAnsi" w:eastAsiaTheme="majorEastAsia" w:hAnsiTheme="majorHAnsi" w:cstheme="majorBidi"/>
+      <w:rFonts w:ascii="Montserrat" w:hAnsi="Montserrat" w:cstheme="majorBidi"/>
       <w:color w:val="000000" w:themeColor="text1"/>
     </w:rPr>
     <w:tblPr>
@@ -23464,7 +23465,7 @@
       <w:spacing w:after="0" w:line="240" w:lineRule="auto"/>
     </w:pPr>
     <w:rPr>
-      <w:rFonts w:asciiTheme="majorHAnsi" w:eastAsiaTheme="majorEastAsia" w:hAnsiTheme="majorHAnsi" w:cstheme="majorBidi"/>
+      <w:rFonts w:ascii="Montserrat" w:hAnsi="Montserrat" w:cstheme="majorBidi"/>
       <w:color w:val="000000" w:themeColor="text1"/>
     </w:rPr>
     <w:tblPr>
@@ -23592,7 +23593,7 @@
       <w:spacing w:after="0" w:line="240" w:lineRule="auto"/>
     </w:pPr>
     <w:rPr>
-      <w:rFonts w:asciiTheme="majorHAnsi" w:eastAsiaTheme="majorEastAsia" w:hAnsiTheme="majorHAnsi" w:cstheme="majorBidi"/>
+      <w:rFonts w:ascii="Montserrat" w:hAnsi="Montserrat" w:cstheme="majorBidi"/>
       <w:color w:val="000000" w:themeColor="text1"/>
     </w:rPr>
     <w:tblPr>
@@ -24231,7 +24232,7 @@
       <w:spacing w:after="0" w:line="240" w:lineRule="auto"/>
     </w:pPr>
     <w:rPr>
-      <w:rFonts w:asciiTheme="majorHAnsi" w:eastAsiaTheme="majorEastAsia" w:hAnsiTheme="majorHAnsi" w:cstheme="majorBidi"/>
+      <w:rFonts w:ascii="Montserrat" w:hAnsi="Montserrat" w:cstheme="majorBidi"/>
       <w:color w:val="000000" w:themeColor="text1"/>
     </w:rPr>
     <w:tblPr>
@@ -24356,7 +24357,7 @@
       <w:spacing w:after="0" w:line="240" w:lineRule="auto"/>
     </w:pPr>
     <w:rPr>
-      <w:rFonts w:asciiTheme="majorHAnsi" w:eastAsiaTheme="majorEastAsia" w:hAnsiTheme="majorHAnsi" w:cstheme="majorBidi"/>
+      <w:rFonts w:ascii="Montserrat" w:hAnsi="Montserrat" w:cstheme="majorBidi"/>
       <w:color w:val="000000" w:themeColor="text1"/>
     </w:rPr>
     <w:tblPr>
@@ -24481,7 +24482,7 @@
       <w:spacing w:after="0" w:line="240" w:lineRule="auto"/>
     </w:pPr>
     <w:rPr>
-      <w:rFonts w:asciiTheme="majorHAnsi" w:eastAsiaTheme="majorEastAsia" w:hAnsiTheme="majorHAnsi" w:cstheme="majorBidi"/>
+      <w:rFonts w:ascii="Montserrat" w:hAnsi="Montserrat" w:cstheme="majorBidi"/>
       <w:color w:val="000000" w:themeColor="text1"/>
     </w:rPr>
     <w:tblPr>
@@ -24606,7 +24607,7 @@
       <w:spacing w:after="0" w:line="240" w:lineRule="auto"/>
     </w:pPr>
     <w:rPr>
-      <w:rFonts w:asciiTheme="majorHAnsi" w:eastAsiaTheme="majorEastAsia" w:hAnsiTheme="majorHAnsi" w:cstheme="majorBidi"/>
+      <w:rFonts w:ascii="Montserrat" w:hAnsi="Montserrat" w:cstheme="majorBidi"/>
       <w:color w:val="000000" w:themeColor="text1"/>
     </w:rPr>
     <w:tblPr>
@@ -24731,7 +24732,7 @@
       <w:spacing w:after="0" w:line="240" w:lineRule="auto"/>
     </w:pPr>
     <w:rPr>
-      <w:rFonts w:asciiTheme="majorHAnsi" w:eastAsiaTheme="majorEastAsia" w:hAnsiTheme="majorHAnsi" w:cstheme="majorBidi"/>
+      <w:rFonts w:ascii="Montserrat" w:hAnsi="Montserrat" w:cstheme="majorBidi"/>
       <w:color w:val="000000" w:themeColor="text1"/>
     </w:rPr>
     <w:tblPr>
@@ -24856,7 +24857,7 @@
       <w:spacing w:after="0" w:line="240" w:lineRule="auto"/>
     </w:pPr>
     <w:rPr>
-      <w:rFonts w:asciiTheme="majorHAnsi" w:eastAsiaTheme="majorEastAsia" w:hAnsiTheme="majorHAnsi" w:cstheme="majorBidi"/>
+      <w:rFonts w:ascii="Montserrat" w:hAnsi="Montserrat" w:cstheme="majorBidi"/>
       <w:color w:val="000000" w:themeColor="text1"/>
     </w:rPr>
     <w:tblPr>
@@ -24981,7 +24982,7 @@
       <w:spacing w:after="0" w:line="240" w:lineRule="auto"/>
     </w:pPr>
     <w:rPr>
-      <w:rFonts w:asciiTheme="majorHAnsi" w:eastAsiaTheme="majorEastAsia" w:hAnsiTheme="majorHAnsi" w:cstheme="majorBidi"/>
+      <w:rFonts w:ascii="Montserrat" w:hAnsi="Montserrat" w:cstheme="majorBidi"/>
       <w:color w:val="000000" w:themeColor="text1"/>
     </w:rPr>
     <w:tblPr>
@@ -28934,7 +28935,7 @@
     </a:clrScheme>
     <a:fontScheme name="Office">
       <a:majorFont>
-        <a:latin typeface="Calibri"/>
+        <a:latin typeface="Montserrat"/>
         <a:ea typeface=""/>
         <a:cs typeface=""/>
         <a:font script="Jpan" typeface="ＭＳ ゴシック"/>
@@ -28969,7 +28970,7 @@
         <a:font script="Geor" typeface="Sylfaen"/>
       </a:majorFont>
       <a:minorFont>
-        <a:latin typeface="Cambria"/>
+        <a:latin typeface="Montserrat"/>
         <a:ea typeface=""/>
         <a:cs typeface=""/>
         <a:font script="Jpan" typeface="ＭＳ 明朝"/>
